--- a/downloads/documents/04 Units/Unit 07 - Capstone - Launch Career Readiness and FACS Shark Tank/Rubric 07 - Career Readiness and Shark Tank.docx
+++ b/downloads/documents/04 Units/Unit 07 - Capstone - Launch Career Readiness and FACS Shark Tank/Rubric 07 - Career Readiness and Shark Tank.docx
@@ -480,9 +480,9 @@
       <w:pPr>
         <w:pStyle w:val="Heading2"/>
       </w:pPr>
-      <w:bookmarkStart w:id="21" w:name="X7b41b34ba30199da78c448cb7e0cee753670eb1"/>
-      <w:r>
-        <w:t xml:space="preserve">Self-assessment (fill this in first, before the teacher scores)</w:t>
+      <w:bookmarkStart w:id="21" w:name="Xcf5f0929ef48e1f28ea393ade195d66b3e8a48e"/>
+      <w:r>
+        <w:t xml:space="preserve">Self-assessment (score yourself first, before the teacher scores)</w:t>
       </w:r>
       <w:bookmarkEnd w:id="21"/>
     </w:p>
@@ -491,7 +491,7 @@
         <w:pStyle w:val="FirstParagraph"/>
       </w:pPr>
       <w:r>
-        <w:t xml:space="preserve">Fill rows 1 and 2 yourself in Lesson 7.5. Fill rows 3 to 6 as a team at the end of Lesson 7.10 Day 2. Every row needs a number and one sentence of evidence that names a bullet, a number, a quote, an object, or a moment.</w:t>
+        <w:t xml:space="preserve">Fill in rows 1 and 2 yourself in Lesson 7.5. Fill in rows 3 to 6 as a team at the end of Lesson 7.10 Day 2. Every row needs a score (1 to 4) and one sentence of evidence. Evidence is proof: name a bullet, a number, a quote, an object, or a moment.</w:t>
       </w:r>
     </w:p>
     <w:tbl>
@@ -959,7 +959,7 @@
               <w:t xml:space="preserve"> </w:t>
             </w:r>
             <w:r>
-              <w:t xml:space="preserve">answer had all three parts and named a skill the student can prove. The STAR story had all four parts including a Result with a number, a time, or a named outcome. As observer, scored a classmate on all six items and wrote one thing to keep and one to change, each naming something actually seen or heard</w:t>
+              <w:t xml:space="preserve">answer had all three parts and named a skill the student can prove. The STAR story had all four parts including a Result with a number, a time, or a named outcome. As observer, scored a classmate on all six scored items (the four traits and the two content items) and wrote one thing to keep and one to change, each naming something actually seen or heard</w:t>
             </w:r>
           </w:p>
         </w:tc>
@@ -1462,7 +1462,7 @@
         <w:pStyle w:val="BodyText"/>
       </w:pPr>
       <w:r>
-        <w:t xml:space="preserve">Notes for the student (what to keep, what to change the next time you do this for real):</w:t>
+        <w:t xml:space="preserve">Notes for the student (what to keep, and what to change the next time you do this for real):</w:t>
       </w:r>
     </w:p>
     <w:tbl>
